--- a/uploads/Proposta/Proposta_MERCADO LIVRE 2026_.docx
+++ b/uploads/Proposta/Proposta_MERCADO LIVRE 2026_.docx
@@ -333,7 +333,7 @@
                 <w:szCs w:val="24"/>
                 <w:u w:val="single"/>
               </w:rPr>
-              <w:t xml:space="preserve">PAVILHÃO 5, PAVILHÃO 3, PAVILHÃO 4, PAVILHÃO 6, PAVILHÃO 7, PAVILHÃO 8</w:t>
+              <w:t xml:space="preserve"/>
             </w:r>
           </w:p>
         </w:tc>
@@ -445,7 +445,7 @@
                 <w:szCs w:val="24"/>
                 <w:u w:val="single"/>
               </w:rPr>
-              <w:t xml:space="preserve">19/09/2026 ATÉ: 19/09/2026</w:t>
+              <w:t xml:space="preserve">20/09/2026 ATÉ: 23/09/2026</w:t>
             </w:r>
           </w:p>
         </w:tc>
@@ -501,7 +501,7 @@
                 <w:szCs w:val="24"/>
                 <w:u w:val="single"/>
               </w:rPr>
-              <w:t xml:space="preserve">19/09/2026 ATÉ: 19/09/2026</w:t>
+              <w:t xml:space="preserve">24/09/2026 ATÉ: 25/09/2026</w:t>
             </w:r>
           </w:p>
         </w:tc>
@@ -564,7 +564,7 @@
                 <w:szCs w:val="24"/>
                 <w:u w:val="single"/>
               </w:rPr>
-              <w:t xml:space="preserve">19/09/2026 ATÉ: 19/09/2026</w:t>
+              <w:t xml:space="preserve">26/09/2026 ATÉ: 26/09/2026</w:t>
             </w:r>
           </w:p>
         </w:tc>
@@ -944,7 +944,7 @@
           <w:sz w:val="24"/>
           <w:szCs w:val="24"/>
         </w:rPr>
-        <w:t xml:space="preserve">• 6 Ajudante De MarcaçãO, 1 Diária(s), de: 19/09/2026 até: 19/09/2026</w:t>
+        <w:t xml:space="preserve">• 2 Fiscal Diurno, (EXTERNO), 2 Diária(s), de: 24/09/2026 até: 25/09/2026</w:t>
       </w:r>
     </w:p>
     <w:p>
@@ -964,7 +964,7 @@
           <w:sz w:val="24"/>
           <w:szCs w:val="24"/>
         </w:rPr>
-        <w:t xml:space="preserve">• 2 Coordenador Operacional 1, 1 Diária(s), de: 19/09/2026 até: 19/09/2026</w:t>
+        <w:t xml:space="preserve">• 3 Fiscal Diurno, (EXTERNO), 5 Diária(s), de: 19/06/2026 até: 23/06/2026</w:t>
       </w:r>
     </w:p>
     <w:p>
@@ -984,7 +984,7 @@
           <w:sz w:val="24"/>
           <w:szCs w:val="24"/>
         </w:rPr>
-        <w:t xml:space="preserve">• 12 Fiscal De MarcaçãO, 1 Diária(s), de: 19/09/2026 até: 19/09/2026</w:t>
+        <w:t xml:space="preserve">• 4 Fiscal Diurno, (INTERNO), 5 Diária(s), de: 19/06/2026 até: 23/06/2026</w:t>
       </w:r>
     </w:p>
     <w:p>
@@ -1004,7 +1004,67 @@
           <w:sz w:val="24"/>
           <w:szCs w:val="24"/>
         </w:rPr>
-        <w:t xml:space="preserve">• 1 Projetista - PavilhãO, 1 Diária(s), de: 19/09/2026 até: 19/09/2026</w:t>
+        <w:t xml:space="preserve">• 2 Fiscal Diurno, (INTERNO DESMONTAGEM), 2 Diária(s), de: 25/06/2026 até: 26/06/2026</w:t>
+      </w:r>
+    </w:p>
+    <w:p>
+      <w:pPr>
+        <w:pStyle w:val="PargrafodaLista"/>
+        <w:spacing w:line="285" w:lineRule="atLeast"/>
+        <w:ind w:left="0"/>
+        <w:rPr>
+          <w:rFonts w:ascii="Abel" w:hAnsi="Abel"/>
+          <w:sz w:val="24"/>
+          <w:szCs w:val="24"/>
+        </w:rPr>
+      </w:pPr>
+      <w:r>
+        <w:rPr>
+          <w:rFonts w:ascii="Abel" w:hAnsi="Abel"/>
+          <w:sz w:val="24"/>
+          <w:szCs w:val="24"/>
+        </w:rPr>
+        <w:t xml:space="preserve">• 2 Fiscal Noturno, (INTERNO DESMONTAGEM), 2 Diária(s), de: 25/09/2026 até: 26/09/2026</w:t>
+      </w:r>
+    </w:p>
+    <w:p>
+      <w:pPr>
+        <w:pStyle w:val="PargrafodaLista"/>
+        <w:spacing w:line="285" w:lineRule="atLeast"/>
+        <w:ind w:left="0"/>
+        <w:rPr>
+          <w:rFonts w:ascii="Abel" w:hAnsi="Abel"/>
+          <w:sz w:val="24"/>
+          <w:szCs w:val="24"/>
+        </w:rPr>
+      </w:pPr>
+      <w:r>
+        <w:rPr>
+          <w:rFonts w:ascii="Abel" w:hAnsi="Abel"/>
+          <w:sz w:val="24"/>
+          <w:szCs w:val="24"/>
+        </w:rPr>
+        <w:t xml:space="preserve">• 4 Coordenador De ServiçOs, (VISTORIA DE ENTRADA), 1 Diária(s), de: 19/09/2026 até: 19/09/2026</w:t>
+      </w:r>
+    </w:p>
+    <w:p>
+      <w:pPr>
+        <w:pStyle w:val="PargrafodaLista"/>
+        <w:spacing w:line="285" w:lineRule="atLeast"/>
+        <w:ind w:left="0"/>
+        <w:rPr>
+          <w:rFonts w:ascii="Abel" w:hAnsi="Abel"/>
+          <w:sz w:val="24"/>
+          <w:szCs w:val="24"/>
+        </w:rPr>
+      </w:pPr>
+      <w:r>
+        <w:rPr>
+          <w:rFonts w:ascii="Abel" w:hAnsi="Abel"/>
+          <w:sz w:val="24"/>
+          <w:szCs w:val="24"/>
+        </w:rPr>
+        <w:t xml:space="preserve">• 4 Coordenador De ServiçOs, (VISTORIA DE ENTREGA), 1 Diária(s), de: 26/09/2026 até: 26/09/2026</w:t>
       </w:r>
     </w:p>
     <w:p>
@@ -1279,7 +1339,7 @@
           <w:sz w:val="24"/>
           <w:szCs w:val="24"/>
         </w:rPr>
-        <w:t xml:space="preserve">R$ 13.170,60</w:t>
+        <w:t xml:space="preserve">R$ 36.291,24</w:t>
       </w:r>
       <w:r>
         <w:rPr>
@@ -1458,7 +1518,7 @@
           <w:i/>
           <w:iCs/>
         </w:rPr>
-        <w:t xml:space="preserve">23/04/2026</w:t>
+        <w:t xml:space="preserve">10/06/2026</w:t>
       </w:r>
     </w:p>
     <w:p>

--- a/uploads/Proposta/Proposta_MERCADO LIVRE 2026_.docx
+++ b/uploads/Proposta/Proposta_MERCADO LIVRE 2026_.docx
@@ -944,7 +944,7 @@
           <w:sz w:val="24"/>
           <w:szCs w:val="24"/>
         </w:rPr>
-        <w:t xml:space="preserve">• 2 Fiscal Diurno, (EXTERNO), 2 Diária(s), de: 24/09/2026 até: 25/09/2026</w:t>
+        <w:t xml:space="preserve">• 2 Fiscal Diurno, (EXTERNO), 5 Diária(s), de: 19/06/2026 até: 23/06/2026</w:t>
       </w:r>
     </w:p>
     <w:p>
@@ -964,7 +964,7 @@
           <w:sz w:val="24"/>
           <w:szCs w:val="24"/>
         </w:rPr>
-        <w:t xml:space="preserve">• 3 Fiscal Diurno, (EXTERNO), 5 Diária(s), de: 19/06/2026 até: 23/06/2026</w:t>
+        <w:t xml:space="preserve">• 1 Fiscal Diurno, (EXTERNO), 2 Diária(s), de: 24/09/2026 até: 25/09/2026</w:t>
       </w:r>
     </w:p>
     <w:p>
@@ -984,7 +984,7 @@
           <w:sz w:val="24"/>
           <w:szCs w:val="24"/>
         </w:rPr>
-        <w:t xml:space="preserve">• 4 Fiscal Diurno, (INTERNO), 5 Diária(s), de: 19/06/2026 até: 23/06/2026</w:t>
+        <w:t xml:space="preserve">• 3 Fiscal Diurno, (INTERNO), 5 Diária(s), de: 19/06/2026 até: 23/06/2026</w:t>
       </w:r>
     </w:p>
     <w:p>
@@ -1004,7 +1004,7 @@
           <w:sz w:val="24"/>
           <w:szCs w:val="24"/>
         </w:rPr>
-        <w:t xml:space="preserve">• 2 Fiscal Diurno, (INTERNO DESMONTAGEM), 2 Diária(s), de: 25/06/2026 até: 26/06/2026</w:t>
+        <w:t xml:space="preserve">• 1 Fiscal Diurno, (INTERNO DESMONTAGEM), 2 Diária(s), de: 25/06/2026 até: 26/06/2026</w:t>
       </w:r>
     </w:p>
     <w:p>
@@ -1024,7 +1024,7 @@
           <w:sz w:val="24"/>
           <w:szCs w:val="24"/>
         </w:rPr>
-        <w:t xml:space="preserve">• 2 Fiscal Noturno, (INTERNO DESMONTAGEM), 2 Diária(s), de: 25/09/2026 até: 26/09/2026</w:t>
+        <w:t xml:space="preserve">• 1 Fiscal Noturno, (INTERNO DESMONTAGEM), 2 Diária(s), de: 25/09/2026 até: 26/09/2026</w:t>
       </w:r>
     </w:p>
     <w:p>
@@ -1339,7 +1339,7 @@
           <w:sz w:val="24"/>
           <w:szCs w:val="24"/>
         </w:rPr>
-        <w:t xml:space="preserve">R$ 36.291,24</w:t>
+        <w:t xml:space="preserve">R$ 27.100,44</w:t>
       </w:r>
       <w:r>
         <w:rPr>
@@ -1518,7 +1518,7 @@
           <w:i/>
           <w:iCs/>
         </w:rPr>
-        <w:t xml:space="preserve">10/06/2026</w:t>
+        <w:t xml:space="preserve">10/08/2026</w:t>
       </w:r>
     </w:p>
     <w:p>
